--- a/templates/法律顾问/3法律顾问合同.docx
+++ b/templates/法律顾问/3法律顾问合同.docx
@@ -417,7 +417,7 @@
           <w:szCs w:val="32"/>
           <w:u w:val="single"/>
         </w:rPr>
-        <w:t xml:space="preserve">  {{二委托人}}  </w:t>
+        <w:t xml:space="preserve">  {{_2委托人}}  </w:t>
       </w:r>
     </w:p>
     <w:p>
@@ -523,7 +523,7 @@
           <w:sz w:val="32"/>
           <w:szCs w:val="32"/>
         </w:rPr>
-        <w:t>{{一委托日期}}</w:t>
+        <w:t>{{_1委托日期}}</w:t>
       </w:r>
     </w:p>
     <w:p>
@@ -750,7 +750,7 @@
           <w:bCs/>
           <w:sz w:val="24"/>
         </w:rPr>
-        <w:t>{{二委托人}}</w:t>
+        <w:t>{{_2委托人}}</w:t>
       </w:r>
     </w:p>
     <w:p>
@@ -797,7 +797,7 @@
           <w:bCs/>
           <w:sz w:val="24"/>
         </w:rPr>
-        <w:t>{{四法定代表人}}</w:t>
+        <w:t>{{_4法定代表人}}</w:t>
       </w:r>
     </w:p>
     <w:p>
@@ -844,7 +844,7 @@
           <w:bCs/>
           <w:sz w:val="24"/>
         </w:rPr>
-        <w:t>{{三证件号码}}</w:t>
+        <w:t>{{_3证件号码}}</w:t>
       </w:r>
     </w:p>
     <w:p>
@@ -891,7 +891,7 @@
           <w:bCs/>
           <w:sz w:val="24"/>
         </w:rPr>
-        <w:t>{{五地址}}</w:t>
+        <w:t>{{_5地址}}</w:t>
       </w:r>
     </w:p>
     <w:p>
@@ -939,7 +939,7 @@
           <w:szCs w:val="24"/>
           <w:lang w:val="en-US" w:eastAsia="zh-CN"/>
         </w:rPr>
-        <w:t xml:space="preserve">{{六电话}}  </w:t>
+        <w:t xml:space="preserve">{{_6电话}}  </w:t>
       </w:r>
       <w:r>
         <w:rPr>
@@ -949,7 +949,7 @@
           <w:sz w:val="24"/>
           <w:szCs w:val="24"/>
         </w:rPr>
-        <w:t>微信号：{{七微信号}}</w:t>
+        <w:t>微信号：{{_7微信号}}</w:t>
       </w:r>
       <w:r>
         <w:rPr>
@@ -970,7 +970,7 @@
           <w:sz w:val="24"/>
           <w:szCs w:val="24"/>
         </w:rPr>
-        <w:t>{{八电子邮箱}}</w:t>
+        <w:t>{{_8电子邮箱}}</w:t>
       </w:r>
     </w:p>
     <w:p>
@@ -1314,7 +1314,7 @@
           <w:sz w:val="24"/>
           <w:u w:val="single"/>
         </w:rPr>
-        <w:t xml:space="preserve"> {{十代理律师}} </w:t>
+        <w:t xml:space="preserve"> {{_10代理律师}} </w:t>
       </w:r>
       <w:r>
         <w:rPr>
@@ -2359,7 +2359,7 @@
           <w:sz w:val="24"/>
           <w:u w:val="single"/>
         </w:rPr>
-        <w:t xml:space="preserve"> {{十一联系人}} </w:t>
+        <w:t xml:space="preserve"> {{_11联系人}} </w:t>
       </w:r>
       <w:r>
         <w:rPr>
@@ -2378,7 +2378,7 @@
           <w:sz w:val="24"/>
           <w:u w:val="single"/>
         </w:rPr>
-        <w:t xml:space="preserve"> {{六电话}} </w:t>
+        <w:t xml:space="preserve"> {{_6电话}} </w:t>
       </w:r>
       <w:r>
         <w:rPr>
@@ -2792,7 +2792,7 @@
           <w:sz w:val="24"/>
           <w:u w:val="single"/>
         </w:rPr>
-        <w:t>{{十二法律服务费}}</w:t>
+        <w:t>{{_12法律服务费}}</w:t>
       </w:r>
       <w:r>
         <w:rPr>
@@ -2812,7 +2812,7 @@
           <w:u w:val="single"/>
           <w:lang w:val="en-US" w:eastAsia="zh-CN"/>
         </w:rPr>
-        <w:t>大写：人民币{{十二服务费大写}}）</w:t>
+        <w:t>大写：人民币{{_12服务费大写}}）</w:t>
       </w:r>
       <w:r>
         <w:rPr>
@@ -4284,7 +4284,7 @@
           <w:sz w:val="24"/>
           <w:u w:val="single"/>
         </w:rPr>
-        <w:t xml:space="preserve"> {{十三争议管辖机构}} </w:t>
+        <w:t xml:space="preserve"> {{_13争议管辖机构}} </w:t>
       </w:r>
       <w:r>
         <w:rPr>
@@ -4485,7 +4485,7 @@
           <w:sz w:val="24"/>
           <w:u w:val="single"/>
         </w:rPr>
-        <w:t>{{十四合同期限}}</w:t>
+        <w:t>{{_14合同期限}}</w:t>
       </w:r>
       <w:r>
         <w:rPr>
@@ -4502,7 +4502,7 @@
           <w:sz w:val="24"/>
           <w:u w:val="single"/>
         </w:rPr>
-        <w:t>{{十五起始日期}}</w:t>
+        <w:t>{{_15起始日期}}</w:t>
       </w:r>
       <w:r>
         <w:rPr>
@@ -4519,7 +4519,7 @@
           <w:sz w:val="24"/>
           <w:u w:val="single"/>
         </w:rPr>
-        <w:t>{{十五终止日期}}</w:t>
+        <w:t>{{_15终止日期}}</w:t>
       </w:r>
       <w:bookmarkStart w:id="0" w:name="_GoBack"/>
       <w:bookmarkEnd w:id="0"/>
@@ -5129,7 +5129,7 @@
                 <w:sz w:val="24"/>
                 <w:szCs w:val="24"/>
               </w:rPr>
-              <w:t>日期：{{一委托日期}}</w:t>
+              <w:t>日期：{{_1委托日期}}</w:t>
             </w:r>
           </w:p>
         </w:tc>
@@ -5272,7 +5272,7 @@
                 <w:sz w:val="24"/>
                 <w:szCs w:val="24"/>
               </w:rPr>
-              <w:t>日期：{{一委托日期}}</w:t>
+              <w:t>日期：{{_1委托日期}}</w:t>
             </w:r>
           </w:p>
         </w:tc>
